--- a/policies/build/chapters_v2/PSQ/document/PSQ_Package_v2/PSQ6/SOP_PSQ6_safety_culture_leadership_and_resources.docx
+++ b/policies/build/chapters_v2/PSQ/document/PSQ_Package_v2/PSQ6/SOP_PSQ6_safety_culture_leadership_and_resources.docx
@@ -436,13 +436,12 @@
           <w:b/>
           <w:i/>
         </w:rPr>
-        <w:t xml:space="preserve">Why this step matters: </w:t>
+        <w:t>Why this step matters: Staff quietly stop reporting problems in a culture that punishes honesty, however good the reporting form looks on paper — this survey is how you'd actually find out if that's happening.</w:t>
       </w:r>
       <w:r>
         <w:rPr>
           <w:i/>
         </w:rPr>
-        <w:t>This is the paper trail that proves the requirement was actually carried out, not just described in the policy. NABH checks this as part of how a genuine patient-safety and quality programme actually runs.</w:t>
       </w:r>
     </w:p>
     <w:p>
@@ -503,13 +502,12 @@
           <w:b/>
           <w:i/>
         </w:rPr>
-        <w:t xml:space="preserve">Why this step matters: </w:t>
+        <w:t>Why this step matters: A safety programme leadership doesn't understand or back can't survive the first budget conversation or staffing crunch.</w:t>
       </w:r>
       <w:r>
         <w:rPr>
           <w:i/>
         </w:rPr>
-        <w:t>This is the paper trail that proves the requirement was actually carried out, not just described in the policy. NABH checks this as part of how a genuine patient-safety and quality programme actually runs.</w:t>
       </w:r>
     </w:p>
     <w:p>
@@ -560,13 +558,12 @@
           <w:b/>
           <w:i/>
         </w:rPr>
-        <w:t xml:space="preserve">Why this step matters: </w:t>
+        <w:t>Why this step matters: A department that only hears about safety at a hospital-wide meeting has no reason to feel it's theirs to own.</w:t>
       </w:r>
       <w:r>
         <w:rPr>
           <w:i/>
         </w:rPr>
-        <w:t>This is the paper trail that proves the requirement was actually carried out, not just described in the policy. NABH checks this as part of how a genuine patient-safety and quality programme actually runs.</w:t>
       </w:r>
     </w:p>
     <w:p>
@@ -612,13 +609,12 @@
           <w:b/>
           <w:i/>
         </w:rPr>
-        <w:t xml:space="preserve">Why this step matters: </w:t>
+        <w:t>Why this step matters: A safety programme with no named budget line is the first thing quietly cut when money is tight, however important it sounds in policy.</w:t>
       </w:r>
       <w:r>
         <w:rPr>
           <w:i/>
         </w:rPr>
-        <w:t>This is the paper trail that proves the requirement was actually carried out, not just described in the policy. NABH checks this as part of how a genuine patient-safety and quality programme actually runs.</w:t>
       </w:r>
     </w:p>
     <w:p>
@@ -627,8 +623,51 @@
       </w:r>
     </w:p>
     <w:p>
+      <w:pPr/>
       <w:r>
-        <w:t>2. Make sure resourcing covers all seven of the classic categories — people, materials, equipment, money, environment/milieu, measurement, and method — not funding alone.</w:t>
+        <w:t>2. Make sure resourcing covers all seven of the classic categories, not funding alone:</w:t>
+      </w:r>
+    </w:p>
+    <w:p>
+      <w:pPr/>
+      <w:r>
+        <w:t>a. People.</w:t>
+      </w:r>
+    </w:p>
+    <w:p>
+      <w:pPr/>
+      <w:r>
+        <w:t>b. Materials.</w:t>
+      </w:r>
+    </w:p>
+    <w:p>
+      <w:pPr/>
+      <w:r>
+        <w:t>c. Equipment.</w:t>
+      </w:r>
+    </w:p>
+    <w:p>
+      <w:pPr/>
+      <w:r>
+        <w:t>d. Money.</w:t>
+      </w:r>
+    </w:p>
+    <w:p>
+      <w:pPr/>
+      <w:r>
+        <w:t>e. Environment/milieu.</w:t>
+      </w:r>
+    </w:p>
+    <w:p>
+      <w:pPr/>
+      <w:r>
+        <w:t>f. Measurement.</w:t>
+      </w:r>
+    </w:p>
+    <w:p>
+      <w:pPr/>
+      <w:r>
+        <w:t>g. Method.</w:t>
       </w:r>
     </w:p>
     <w:p>
@@ -650,7 +689,7 @@
           <w:i/>
           <w:sz w:val="18"/>
         </w:rPr>
-        <w:t>National Accreditation Board for Hospitals and Healthcare Providers. Accreditation Standards for Hospitals, 6th Edition, PSQ.6.</w:t>
+        <w:t>National Accreditation Board for Hospitals and Healthcare Providers. (2025). NABH accreditation standards for hospitals (6th ed.), PSQ.6. ISBN 978-81-965264-9-8. https://portal.nabh.co/images/Standards/NABH%20Hospital%20Accreditation%20Standard%206th%20Edition%20January%202025.pdf</w:t>
       </w:r>
     </w:p>
     <w:p>
@@ -667,13 +706,12 @@
           <w:b/>
           <w:i/>
         </w:rPr>
-        <w:t xml:space="preserve">Why this step matters: </w:t>
+        <w:t>Why this step matters: A target like 'improve' with no number and no deadline can never actually be missed — which also means it can never actually be met.</w:t>
       </w:r>
       <w:r>
         <w:rPr>
           <w:i/>
         </w:rPr>
-        <w:t>This is the paper trail that proves the requirement was actually carried out, not just described in the policy. NABH checks this as part of how a genuine patient-safety and quality programme actually runs.</w:t>
       </w:r>
     </w:p>
     <w:p>
@@ -710,7 +748,7 @@
           <w:i/>
           <w:sz w:val="18"/>
         </w:rPr>
-        <w:t>National Accreditation Board for Hospitals and Healthcare Providers. Accreditation Standards for Hospitals, 6th Edition, PSQ.6.</w:t>
+        <w:t>National Accreditation Board for Hospitals and Healthcare Providers. (2025). NABH accreditation standards for hospitals (6th ed.), PSQ.6. ISBN 978-81-965264-9-8. https://portal.nabh.co/images/Standards/NABH%20Hospital%20Accreditation%20Standard%206th%20Edition%20January%202025.pdf</w:t>
       </w:r>
     </w:p>
     <w:p>
@@ -727,13 +765,12 @@
           <w:b/>
           <w:i/>
         </w:rPr>
-        <w:t xml:space="preserve">Why this step matters: </w:t>
+        <w:t>Why this step matters: Staff stop bothering to give feedback the moment they notice nothing ever changes because of it.</w:t>
       </w:r>
       <w:r>
         <w:rPr>
           <w:i/>
         </w:rPr>
-        <w:t>This is the paper trail that proves the requirement was actually carried out, not just described in the policy. NABH checks this as part of how a genuine patient-safety and quality programme actually runs.</w:t>
       </w:r>
     </w:p>
     <w:p>
@@ -823,7 +860,7 @@
         <w:rPr>
           <w:i/>
         </w:rPr>
-        <w:t>NABH — Accreditation Standards for Hospitals, 6th Edition, PSQ.6 — named source, no working link could be verified from here; check directly.</w:t>
+        <w:t>National Accreditation Board for Hospitals and Healthcare Providers. (2025). NABH accreditation standards for hospitals (6th ed.), PSQ.6. ISBN 978-81-965264-9-8. https://portal.nabh.co/images/Standards/NABH%20Hospital%20Accreditation%20Standard%206th%20Edition%20January%202025.pdf</w:t>
       </w:r>
     </w:p>
     <w:p>

--- a/policies/build/chapters_v2/PSQ/document/PSQ_Package_v2/PSQ6/SOP_PSQ6_safety_culture_leadership_and_resources.docx
+++ b/policies/build/chapters_v2/PSQ/document/PSQ_Package_v2/PSQ6/SOP_PSQ6_safety_culture_leadership_and_resources.docx
@@ -684,13 +684,16 @@
       <w:pPr>
         <w:pStyle w:val="ListParagraph"/>
       </w:pPr>
-      <w:r>
-        <w:rPr>
-          <w:i/>
-          <w:sz w:val="18"/>
-        </w:rPr>
-        <w:t>National Accreditation Board for Hospitals and Healthcare Providers. (2025). NABH accreditation standards for hospitals (6th ed.), PSQ.6. ISBN 978-81-965264-9-8. https://portal.nabh.co/images/Standards/NABH%20Hospital%20Accreditation%20Standard%206th%20Edition%20January%202025.pdf</w:t>
-      </w:r>
+      <w:hyperlink r:id="rId13">
+        <w:r>
+          <w:rPr>
+            <w:rStyle w:val="Hyperlink"/>
+            <w:i/>
+            <w:sz w:val="18"/>
+          </w:rPr>
+          <w:t>National Accreditation Board for Hospitals and Healthcare Providers. (2025). NABH accreditation standards for hospitals (6th ed.), PSQ.6. ISBN 978-81-965264-9-8. https://portal.nabh.co/images/Standards/NABH%20Hospital%20Accreditation%20Standard%206th%20Edition%20January%202025.pdf</w:t>
+        </w:r>
+      </w:hyperlink>
     </w:p>
     <w:p>
       <w:pPr>
@@ -743,13 +746,16 @@
       <w:pPr>
         <w:pStyle w:val="ListParagraph"/>
       </w:pPr>
-      <w:r>
-        <w:rPr>
-          <w:i/>
-          <w:sz w:val="18"/>
-        </w:rPr>
-        <w:t>National Accreditation Board for Hospitals and Healthcare Providers. (2025). NABH accreditation standards for hospitals (6th ed.), PSQ.6. ISBN 978-81-965264-9-8. https://portal.nabh.co/images/Standards/NABH%20Hospital%20Accreditation%20Standard%206th%20Edition%20January%202025.pdf</w:t>
-      </w:r>
+      <w:hyperlink r:id="rId13">
+        <w:r>
+          <w:rPr>
+            <w:rStyle w:val="Hyperlink"/>
+            <w:i/>
+            <w:sz w:val="18"/>
+          </w:rPr>
+          <w:t>National Accreditation Board for Hospitals and Healthcare Providers. (2025). NABH accreditation standards for hospitals (6th ed.), PSQ.6. ISBN 978-81-965264-9-8. https://portal.nabh.co/images/Standards/NABH%20Hospital%20Accreditation%20Standard%206th%20Edition%20January%202025.pdf</w:t>
+        </w:r>
+      </w:hyperlink>
     </w:p>
     <w:p>
       <w:pPr>
@@ -856,12 +862,15 @@
       <w:pPr>
         <w:pStyle w:val="ListParagraph"/>
       </w:pPr>
-      <w:r>
-        <w:rPr>
-          <w:i/>
-        </w:rPr>
-        <w:t>National Accreditation Board for Hospitals and Healthcare Providers. (2025). NABH accreditation standards for hospitals (6th ed.), PSQ.6. ISBN 978-81-965264-9-8. https://portal.nabh.co/images/Standards/NABH%20Hospital%20Accreditation%20Standard%206th%20Edition%20January%202025.pdf</w:t>
-      </w:r>
+      <w:hyperlink r:id="rId13">
+        <w:r>
+          <w:rPr>
+            <w:rStyle w:val="Hyperlink"/>
+            <w:i/>
+          </w:rPr>
+          <w:t>National Accreditation Board for Hospitals and Healthcare Providers. (2025). NABH accreditation standards for hospitals (6th ed.), PSQ.6. ISBN 978-81-965264-9-8. https://portal.nabh.co/images/Standards/NABH%20Hospital%20Accreditation%20Standard%206th%20Edition%20January%202025.pdf</w:t>
+        </w:r>
+      </w:hyperlink>
     </w:p>
     <w:p>
       <w:pPr>
